--- a/presentation/report/report_Dagdelen.docx
+++ b/presentation/report/report_Dagdelen.docx
@@ -137,7 +137,7 @@
       </w:r>
     </w:p>
     <w:bookmarkEnd w:id="20"/>
-    <w:bookmarkStart w:id="56" w:name="теория"/>
+    <w:bookmarkStart w:id="61" w:name="теория"/>
     <w:p>
       <w:pPr>
         <w:pStyle w:val="Heading1"/>
@@ -1545,8 +1545,453 @@
       </w:hyperlink>
     </w:p>
     <w:bookmarkEnd w:id="55"/>
-    <w:bookmarkEnd w:id="56"/>
-    <w:bookmarkStart w:id="57" w:name="выводы"/>
+    <w:bookmarkStart w:id="57" w:name="преимущества-и-недостатки-selinux"/>
+    <w:p>
+      <w:pPr>
+        <w:pStyle w:val="Heading2"/>
+      </w:pPr>
+      <w:r>
+        <w:rPr>
+          <w:rStyle w:val="SectionNumber"/>
+        </w:rPr>
+        <w:t xml:space="preserve">2.10</w:t>
+      </w:r>
+      <w:r>
+        <w:tab/>
+      </w:r>
+      <w:r>
+        <w:t xml:space="preserve">Преимущества и недостатки SELinux</w:t>
+      </w:r>
+    </w:p>
+    <w:p>
+      <w:pPr>
+        <w:pStyle w:val="FirstParagraph"/>
+      </w:pPr>
+      <w:r>
+        <w:rPr>
+          <w:i/>
+          <w:iCs/>
+        </w:rPr>
+        <w:t xml:space="preserve">Преимущества использования SELinux в Linux:</w:t>
+      </w:r>
+      <w:r>
+        <w:t xml:space="preserve"> </w:t>
+      </w:r>
+      <w:hyperlink r:id="rId56">
+        <w:r>
+          <w:rPr>
+            <w:rStyle w:val="Hyperlink"/>
+          </w:rPr>
+          <w:t xml:space="preserve">[8]</w:t>
+        </w:r>
+      </w:hyperlink>
+    </w:p>
+    <w:p>
+      <w:pPr>
+        <w:pStyle w:val="Compact"/>
+        <w:numPr>
+          <w:ilvl w:val="0"/>
+          <w:numId w:val="1007"/>
+        </w:numPr>
+      </w:pPr>
+      <w:r>
+        <w:rPr>
+          <w:i/>
+          <w:iCs/>
+        </w:rPr>
+        <w:t xml:space="preserve">Улучшенная безопасность.</w:t>
+      </w:r>
+      <w:r>
+        <w:t xml:space="preserve"> </w:t>
+      </w:r>
+      <w:r>
+        <w:t xml:space="preserve">SELinux обеспечивает дополнительный слой защиты путём принудительного контроля доступа.</w:t>
+      </w:r>
+    </w:p>
+    <w:p>
+      <w:pPr>
+        <w:pStyle w:val="Compact"/>
+        <w:numPr>
+          <w:ilvl w:val="0"/>
+          <w:numId w:val="1007"/>
+        </w:numPr>
+      </w:pPr>
+      <w:r>
+        <w:rPr>
+          <w:i/>
+          <w:iCs/>
+        </w:rPr>
+        <w:t xml:space="preserve">Тонко настраиваемый контроль.</w:t>
+      </w:r>
+      <w:r>
+        <w:t xml:space="preserve"> </w:t>
+      </w:r>
+      <w:r>
+        <w:t xml:space="preserve">Решения принимаются на основе всей доступной информации, такой как пользователи SELinux, роли, тип и уровень.</w:t>
+      </w:r>
+    </w:p>
+    <w:p>
+      <w:pPr>
+        <w:pStyle w:val="Compact"/>
+        <w:numPr>
+          <w:ilvl w:val="0"/>
+          <w:numId w:val="1007"/>
+        </w:numPr>
+      </w:pPr>
+      <w:r>
+        <w:rPr>
+          <w:i/>
+          <w:iCs/>
+        </w:rPr>
+        <w:t xml:space="preserve">Улучшенная целостность системы.</w:t>
+      </w:r>
+      <w:r>
+        <w:t xml:space="preserve"> </w:t>
+      </w:r>
+      <w:r>
+        <w:t xml:space="preserve">SELinux помогает предотвратить несанкционированные изменения в системных файлах и конфигурациях.</w:t>
+      </w:r>
+    </w:p>
+    <w:p>
+      <w:pPr>
+        <w:pStyle w:val="Compact"/>
+        <w:numPr>
+          <w:ilvl w:val="0"/>
+          <w:numId w:val="1007"/>
+        </w:numPr>
+      </w:pPr>
+      <w:r>
+        <w:rPr>
+          <w:i/>
+          <w:iCs/>
+        </w:rPr>
+        <w:t xml:space="preserve">Соответствие нормативным требованиям.</w:t>
+      </w:r>
+      <w:r>
+        <w:t xml:space="preserve"> </w:t>
+      </w:r>
+      <w:r>
+        <w:t xml:space="preserve">SELinux помогает соответствовать нормативным требованиям к безопасности.</w:t>
+      </w:r>
+    </w:p>
+    <w:p>
+      <w:pPr>
+        <w:pStyle w:val="Compact"/>
+        <w:numPr>
+          <w:ilvl w:val="0"/>
+          <w:numId w:val="1007"/>
+        </w:numPr>
+      </w:pPr>
+      <w:r>
+        <w:rPr>
+          <w:i/>
+          <w:iCs/>
+        </w:rPr>
+        <w:t xml:space="preserve">Уменьшение уязвимостей.</w:t>
+      </w:r>
+      <w:r>
+        <w:t xml:space="preserve"> </w:t>
+      </w:r>
+      <w:r>
+        <w:t xml:space="preserve">SELinux помогает снизить риск уязвимостей в системе, ограничивая доступ к чувствительным файлам и процессам.</w:t>
+      </w:r>
+    </w:p>
+    <w:p>
+      <w:pPr>
+        <w:pStyle w:val="Compact"/>
+        <w:numPr>
+          <w:ilvl w:val="0"/>
+          <w:numId w:val="1007"/>
+        </w:numPr>
+      </w:pPr>
+      <w:r>
+        <w:rPr>
+          <w:i/>
+          <w:iCs/>
+        </w:rPr>
+        <w:t xml:space="preserve">Улучшенная изоляция.</w:t>
+      </w:r>
+      <w:r>
+        <w:t xml:space="preserve"> </w:t>
+      </w:r>
+      <w:r>
+        <w:t xml:space="preserve">SELinux помогает изолировать разные процессы и не позволяет им вмешиваться друг в друга.</w:t>
+      </w:r>
+    </w:p>
+    <w:p>
+      <w:pPr>
+        <w:pStyle w:val="Compact"/>
+        <w:numPr>
+          <w:ilvl w:val="0"/>
+          <w:numId w:val="1007"/>
+        </w:numPr>
+      </w:pPr>
+      <w:r>
+        <w:rPr>
+          <w:i/>
+          <w:iCs/>
+        </w:rPr>
+        <w:t xml:space="preserve">Улучшенный аудит.</w:t>
+      </w:r>
+      <w:r>
+        <w:t xml:space="preserve"> </w:t>
+      </w:r>
+      <w:r>
+        <w:t xml:space="preserve">SELinux предоставляет подробные логи активности системы, что упрощает аудит и мониторинг системы.</w:t>
+      </w:r>
+    </w:p>
+    <w:p>
+      <w:pPr>
+        <w:pStyle w:val="FirstParagraph"/>
+      </w:pPr>
+      <w:r>
+        <w:rPr>
+          <w:i/>
+          <w:iCs/>
+        </w:rPr>
+        <w:t xml:space="preserve">Недостатки использования SELinux в Linux:</w:t>
+      </w:r>
+      <w:hyperlink r:id="rId22">
+        <w:r>
+          <w:rPr>
+            <w:rStyle w:val="Hyperlink"/>
+          </w:rPr>
+          <w:t xml:space="preserve">[1]</w:t>
+        </w:r>
+      </w:hyperlink>
+    </w:p>
+    <w:p>
+      <w:pPr>
+        <w:pStyle w:val="Compact"/>
+        <w:numPr>
+          <w:ilvl w:val="0"/>
+          <w:numId w:val="1008"/>
+        </w:numPr>
+      </w:pPr>
+      <w:r>
+        <w:rPr>
+          <w:i/>
+          <w:iCs/>
+        </w:rPr>
+        <w:t xml:space="preserve">Сложности с настройкой.</w:t>
+      </w:r>
+      <w:r>
+        <w:t xml:space="preserve"> </w:t>
+      </w:r>
+      <w:r>
+        <w:t xml:space="preserve">Настройка достаточно сложна и невозможна без изучения специального языка конфигурации.</w:t>
+      </w:r>
+    </w:p>
+    <w:p>
+      <w:pPr>
+        <w:pStyle w:val="Compact"/>
+        <w:numPr>
+          <w:ilvl w:val="0"/>
+          <w:numId w:val="1008"/>
+        </w:numPr>
+      </w:pPr>
+      <w:r>
+        <w:rPr>
+          <w:i/>
+          <w:iCs/>
+        </w:rPr>
+        <w:t xml:space="preserve">Трудозатраты системных администраторов.</w:t>
+      </w:r>
+      <w:r>
+        <w:t xml:space="preserve"> </w:t>
+      </w:r>
+      <w:r>
+        <w:t xml:space="preserve">Конфигурирование системы в жёстком режиме SELinux сопряжено с большими трудозатратами.</w:t>
+      </w:r>
+    </w:p>
+    <w:p>
+      <w:pPr>
+        <w:pStyle w:val="Compact"/>
+        <w:numPr>
+          <w:ilvl w:val="0"/>
+          <w:numId w:val="1008"/>
+        </w:numPr>
+      </w:pPr>
+      <w:r>
+        <w:rPr>
+          <w:i/>
+          <w:iCs/>
+        </w:rPr>
+        <w:t xml:space="preserve">Риск ограничения доступа.</w:t>
+      </w:r>
+      <w:r>
+        <w:t xml:space="preserve"> </w:t>
+      </w:r>
+      <w:r>
+        <w:t xml:space="preserve">Пользователи могут столкнуться с ограничением доступа, если захотят использовать систему нетривиальным образом.</w:t>
+      </w:r>
+    </w:p>
+    <w:p>
+      <w:pPr>
+        <w:pStyle w:val="FirstParagraph"/>
+      </w:pPr>
+      <w:r>
+        <w:t xml:space="preserve">Выбор между преимуществами и недостатками использования SELinux зависит от конкретных условий и требований к системе.</w:t>
+      </w:r>
+    </w:p>
+    <w:bookmarkEnd w:id="57"/>
+    <w:bookmarkStart w:id="60" w:name="X81c7db3e5df5fecb7ac5236ffe8254c24c98502"/>
+    <w:p>
+      <w:pPr>
+        <w:pStyle w:val="Heading2"/>
+      </w:pPr>
+      <w:r>
+        <w:rPr>
+          <w:rStyle w:val="SectionNumber"/>
+        </w:rPr>
+        <w:t xml:space="preserve">2.11</w:t>
+      </w:r>
+      <w:r>
+        <w:tab/>
+      </w:r>
+      <w:r>
+        <w:t xml:space="preserve">Сравнение с другими системами безопасности</w:t>
+      </w:r>
+    </w:p>
+    <w:p>
+      <w:pPr>
+        <w:numPr>
+          <w:ilvl w:val="0"/>
+          <w:numId w:val="1009"/>
+        </w:numPr>
+      </w:pPr>
+      <w:r>
+        <w:t xml:space="preserve">SMACK. Предназначен для простых систем, которые не требуют высокого уровня безопасности. SMACK использует назначенные процессам и файлам метки безопасности для обеспечения политик контроля доступа. Некоторые особенности SMACK:</w:t>
+      </w:r>
+      <w:r>
+        <w:t xml:space="preserve"> </w:t>
+      </w:r>
+      <w:hyperlink r:id="rId58">
+        <w:r>
+          <w:rPr>
+            <w:rStyle w:val="Hyperlink"/>
+          </w:rPr>
+          <w:t xml:space="preserve">[9]</w:t>
+        </w:r>
+      </w:hyperlink>
+    </w:p>
+    <w:p>
+      <w:pPr>
+        <w:pStyle w:val="Compact"/>
+        <w:numPr>
+          <w:ilvl w:val="1"/>
+          <w:numId w:val="1010"/>
+        </w:numPr>
+      </w:pPr>
+      <w:r>
+        <w:t xml:space="preserve">Ориентирован на простоту и гибкость. SMACK не включает себя по умолчанию в основных дистрибутивах, но может быть включён с помощью специальной сборки ядра.</w:t>
+      </w:r>
+    </w:p>
+    <w:p>
+      <w:pPr>
+        <w:pStyle w:val="Compact"/>
+        <w:numPr>
+          <w:ilvl w:val="1"/>
+          <w:numId w:val="1010"/>
+        </w:numPr>
+      </w:pPr>
+      <w:r>
+        <w:t xml:space="preserve">Подходит для встроенных систем. SMACK — стандартная реализация контроля доступа в Automotive Grade Linux и Tizen.</w:t>
+      </w:r>
+    </w:p>
+    <w:p>
+      <w:pPr>
+        <w:pStyle w:val="FirstParagraph"/>
+      </w:pPr>
+      <w:r>
+        <w:t xml:space="preserve">Таким образом, SELinux больше подходит для систем, требующих высокого уровня безопасности, а SMACK — для простых систем.</w:t>
+      </w:r>
+    </w:p>
+    <w:p>
+      <w:pPr>
+        <w:numPr>
+          <w:ilvl w:val="0"/>
+          <w:numId w:val="1011"/>
+        </w:numPr>
+      </w:pPr>
+      <w:r>
+        <w:t xml:space="preserve">AppArmor.</w:t>
+      </w:r>
+      <w:r>
+        <w:t xml:space="preserve"> </w:t>
+      </w:r>
+      <w:hyperlink r:id="rId59">
+        <w:r>
+          <w:rPr>
+            <w:rStyle w:val="Hyperlink"/>
+          </w:rPr>
+          <w:t xml:space="preserve">[10]</w:t>
+        </w:r>
+      </w:hyperlink>
+    </w:p>
+    <w:p>
+      <w:pPr>
+        <w:pStyle w:val="Compact"/>
+        <w:numPr>
+          <w:ilvl w:val="1"/>
+          <w:numId w:val="1012"/>
+        </w:numPr>
+      </w:pPr>
+      <w:r>
+        <w:t xml:space="preserve">Механизм контроля доступа. AppArmor использует профили безопасности, основанные на путях, а SELinux — политики безопасности, основанные на метках файлов.</w:t>
+      </w:r>
+    </w:p>
+    <w:p>
+      <w:pPr>
+        <w:pStyle w:val="Compact"/>
+        <w:numPr>
+          <w:ilvl w:val="1"/>
+          <w:numId w:val="1012"/>
+        </w:numPr>
+      </w:pPr>
+      <w:r>
+        <w:t xml:space="preserve">Доступность и совместимость. AppArmor доступен для любого дистрибутива Linux, но в основном используется в системах SUSE и Ubuntu. SELinux также доступен для любого дистрибутива, но в основном используется в системах Red Hat и Fedora.</w:t>
+      </w:r>
+    </w:p>
+    <w:p>
+      <w:pPr>
+        <w:pStyle w:val="Compact"/>
+        <w:numPr>
+          <w:ilvl w:val="1"/>
+          <w:numId w:val="1012"/>
+        </w:numPr>
+      </w:pPr>
+      <w:r>
+        <w:t xml:space="preserve">Сложность и гибкость. AppArmor проще в использовании, настройке и управлении, так как имеет более простой и интуитивно понятный синтаксис и команды. SELinux сложнее и менее удобен для пользователя, так как требует понимания концепций контекстов, типов, ролей и доменов.</w:t>
+      </w:r>
+    </w:p>
+    <w:p>
+      <w:pPr>
+        <w:pStyle w:val="Compact"/>
+        <w:numPr>
+          <w:ilvl w:val="1"/>
+          <w:numId w:val="1012"/>
+        </w:numPr>
+      </w:pPr>
+      <w:r>
+        <w:t xml:space="preserve">Уровень защиты. И AppArmor, и SELinux обеспечивают высокий уровень защиты систем Linux, но уровень защиты зависит от качества и точности определённых для приложений профилей или политик.</w:t>
+      </w:r>
+    </w:p>
+    <w:p>
+      <w:pPr>
+        <w:pStyle w:val="Compact"/>
+        <w:numPr>
+          <w:ilvl w:val="1"/>
+          <w:numId w:val="1012"/>
+        </w:numPr>
+      </w:pPr>
+      <w:r>
+        <w:t xml:space="preserve">Подход к применению политик. AppArmor работает по принципу предоставления доступа сначала, а затем применения ограничений, в то время как SELinux работает по принципу отказа в доступе по умолчанию, а затем предоставления исключений</w:t>
+      </w:r>
+    </w:p>
+    <w:bookmarkEnd w:id="60"/>
+    <w:bookmarkEnd w:id="61"/>
+    <w:bookmarkStart w:id="62" w:name="выводы"/>
     <w:p>
       <w:pPr>
         <w:pStyle w:val="Heading1"/>
@@ -1572,8 +2017,8 @@
         <w:t xml:space="preserve">Мы изучили SELinux.</w:t>
       </w:r>
     </w:p>
-    <w:bookmarkEnd w:id="57"/>
-    <w:bookmarkStart w:id="58" w:name="список-литературы"/>
+    <w:bookmarkEnd w:id="62"/>
+    <w:bookmarkStart w:id="63" w:name="список-литературы"/>
     <w:p>
       <w:pPr>
         <w:pStyle w:val="Heading1"/>
@@ -1596,7 +2041,7 @@
         <w:pStyle w:val="Compact"/>
         <w:numPr>
           <w:ilvl w:val="0"/>
-          <w:numId w:val="1007"/>
+          <w:numId w:val="1013"/>
         </w:numPr>
       </w:pPr>
       <w:r>
@@ -1616,7 +2061,7 @@
         <w:pStyle w:val="Compact"/>
         <w:numPr>
           <w:ilvl w:val="0"/>
-          <w:numId w:val="1007"/>
+          <w:numId w:val="1013"/>
         </w:numPr>
       </w:pPr>
       <w:r>
@@ -1636,7 +2081,7 @@
         <w:pStyle w:val="Compact"/>
         <w:numPr>
           <w:ilvl w:val="0"/>
-          <w:numId w:val="1007"/>
+          <w:numId w:val="1013"/>
         </w:numPr>
       </w:pPr>
       <w:r>
@@ -1656,7 +2101,7 @@
         <w:pStyle w:val="Compact"/>
         <w:numPr>
           <w:ilvl w:val="0"/>
-          <w:numId w:val="1007"/>
+          <w:numId w:val="1013"/>
         </w:numPr>
       </w:pPr>
       <w:r>
@@ -1676,7 +2121,7 @@
         <w:pStyle w:val="Compact"/>
         <w:numPr>
           <w:ilvl w:val="0"/>
-          <w:numId w:val="1007"/>
+          <w:numId w:val="1013"/>
         </w:numPr>
       </w:pPr>
       <w:r>
@@ -1696,7 +2141,7 @@
         <w:pStyle w:val="Compact"/>
         <w:numPr>
           <w:ilvl w:val="0"/>
-          <w:numId w:val="1007"/>
+          <w:numId w:val="1013"/>
         </w:numPr>
       </w:pPr>
       <w:r>
@@ -1716,7 +2161,7 @@
         <w:pStyle w:val="Compact"/>
         <w:numPr>
           <w:ilvl w:val="0"/>
-          <w:numId w:val="1007"/>
+          <w:numId w:val="1013"/>
         </w:numPr>
       </w:pPr>
       <w:r>
@@ -1736,7 +2181,7 @@
         <w:pStyle w:val="Compact"/>
         <w:numPr>
           <w:ilvl w:val="0"/>
-          <w:numId w:val="1007"/>
+          <w:numId w:val="1013"/>
         </w:numPr>
       </w:pPr>
       <w:r>
@@ -1751,7 +2196,73 @@
         </w:r>
       </w:hyperlink>
     </w:p>
-    <w:bookmarkEnd w:id="58"/>
+    <w:p>
+      <w:pPr>
+        <w:pStyle w:val="Compact"/>
+        <w:numPr>
+          <w:ilvl w:val="0"/>
+          <w:numId w:val="1013"/>
+        </w:numPr>
+      </w:pPr>
+      <w:r>
+        <w:t xml:space="preserve">What is SELinux</w:t>
+      </w:r>
+      <w:r>
+        <w:t xml:space="preserve"> </w:t>
+      </w:r>
+      <w:hyperlink r:id="rId56">
+        <w:r>
+          <w:rPr>
+            <w:rStyle w:val="Hyperlink"/>
+          </w:rPr>
+          <w:t xml:space="preserve">[8]</w:t>
+        </w:r>
+      </w:hyperlink>
+    </w:p>
+    <w:p>
+      <w:pPr>
+        <w:pStyle w:val="Compact"/>
+        <w:numPr>
+          <w:ilvl w:val="0"/>
+          <w:numId w:val="1013"/>
+        </w:numPr>
+      </w:pPr>
+      <w:r>
+        <w:t xml:space="preserve">Linux Security Primer: SELinux And SMACK Frameworks</w:t>
+      </w:r>
+      <w:r>
+        <w:t xml:space="preserve"> </w:t>
+      </w:r>
+      <w:hyperlink r:id="rId58">
+        <w:r>
+          <w:rPr>
+            <w:rStyle w:val="Hyperlink"/>
+          </w:rPr>
+          <w:t xml:space="preserve">[9]</w:t>
+        </w:r>
+      </w:hyperlink>
+    </w:p>
+    <w:p>
+      <w:pPr>
+        <w:pStyle w:val="Compact"/>
+        <w:numPr>
+          <w:ilvl w:val="0"/>
+          <w:numId w:val="1013"/>
+        </w:numPr>
+      </w:pPr>
+      <w:r>
+        <w:t xml:space="preserve">Сравнение SELinux и AppArmor</w:t>
+      </w:r>
+      <w:hyperlink r:id="rId59">
+        <w:r>
+          <w:rPr>
+            <w:rStyle w:val="Hyperlink"/>
+          </w:rPr>
+          <w:t xml:space="preserve">[10]</w:t>
+        </w:r>
+      </w:hyperlink>
+    </w:p>
+    <w:bookmarkEnd w:id="63"/>
     <w:sectPr/>
   </w:body>
 </w:document>
@@ -2019,6 +2530,91 @@
       </w:pPr>
     </w:lvl>
   </w:abstractNum>
+  <w:abstractNum w:abstractNumId="99412">
+    <w:nsid w:val="00A99412"/>
+    <w:multiLevelType w:val="multilevel"/>
+    <w:lvl w:ilvl="0">
+      <w:start w:val="2"/>
+      <w:numFmt w:val="decimal"/>
+      <w:lvlText w:val="%1."/>
+      <w:lvlJc w:val="left"/>
+      <w:pPr>
+        <w:ind w:left="720" w:hanging="480"/>
+      </w:pPr>
+    </w:lvl>
+    <w:lvl w:ilvl="1">
+      <w:start w:val="2"/>
+      <w:numFmt w:val="decimal"/>
+      <w:lvlText w:val="%2."/>
+      <w:lvlJc w:val="left"/>
+      <w:pPr>
+        <w:ind w:left="1440" w:hanging="480"/>
+      </w:pPr>
+    </w:lvl>
+    <w:lvl w:ilvl="2">
+      <w:start w:val="2"/>
+      <w:numFmt w:val="decimal"/>
+      <w:lvlText w:val="%3."/>
+      <w:lvlJc w:val="left"/>
+      <w:pPr>
+        <w:ind w:left="2160" w:hanging="480"/>
+      </w:pPr>
+    </w:lvl>
+    <w:lvl w:ilvl="3">
+      <w:start w:val="2"/>
+      <w:numFmt w:val="decimal"/>
+      <w:lvlText w:val="%4."/>
+      <w:lvlJc w:val="left"/>
+      <w:pPr>
+        <w:ind w:left="2880" w:hanging="480"/>
+      </w:pPr>
+    </w:lvl>
+    <w:lvl w:ilvl="4">
+      <w:start w:val="2"/>
+      <w:numFmt w:val="decimal"/>
+      <w:lvlText w:val="%5."/>
+      <w:lvlJc w:val="left"/>
+      <w:pPr>
+        <w:ind w:left="3600" w:hanging="480"/>
+      </w:pPr>
+    </w:lvl>
+    <w:lvl w:ilvl="5">
+      <w:start w:val="2"/>
+      <w:numFmt w:val="decimal"/>
+      <w:lvlText w:val="%6."/>
+      <w:lvlJc w:val="left"/>
+      <w:pPr>
+        <w:ind w:left="4320" w:hanging="480"/>
+      </w:pPr>
+    </w:lvl>
+    <w:lvl w:ilvl="6">
+      <w:start w:val="2"/>
+      <w:numFmt w:val="decimal"/>
+      <w:lvlText w:val="%7."/>
+      <w:lvlJc w:val="left"/>
+      <w:pPr>
+        <w:ind w:left="5040" w:hanging="480"/>
+      </w:pPr>
+    </w:lvl>
+    <w:lvl w:ilvl="7">
+      <w:start w:val="2"/>
+      <w:numFmt w:val="decimal"/>
+      <w:lvlText w:val="%8."/>
+      <w:lvlJc w:val="left"/>
+      <w:pPr>
+        <w:ind w:left="5760" w:hanging="480"/>
+      </w:pPr>
+    </w:lvl>
+    <w:lvl w:ilvl="8">
+      <w:start w:val="2"/>
+      <w:numFmt w:val="decimal"/>
+      <w:lvlText w:val="%9."/>
+      <w:lvlJc w:val="left"/>
+      <w:pPr>
+        <w:ind w:left="6480" w:hanging="480"/>
+      </w:pPr>
+    </w:lvl>
+  </w:abstractNum>
   <w:num w:numId="1000">
     <w:abstractNumId w:val="990"/>
   </w:num>
@@ -2122,6 +2718,78 @@
     </w:lvlOverride>
   </w:num>
   <w:num w:numId="1007">
+    <w:abstractNumId w:val="991"/>
+  </w:num>
+  <w:num w:numId="1008">
+    <w:abstractNumId w:val="991"/>
+  </w:num>
+  <w:num w:numId="1009">
+    <w:abstractNumId w:val="99411"/>
+    <w:lvlOverride w:ilvl="0">
+      <w:startOverride w:val="1"/>
+    </w:lvlOverride>
+    <w:lvlOverride w:ilvl="1">
+      <w:startOverride w:val="1"/>
+    </w:lvlOverride>
+    <w:lvlOverride w:ilvl="2">
+      <w:startOverride w:val="1"/>
+    </w:lvlOverride>
+    <w:lvlOverride w:ilvl="3">
+      <w:startOverride w:val="1"/>
+    </w:lvlOverride>
+    <w:lvlOverride w:ilvl="4">
+      <w:startOverride w:val="1"/>
+    </w:lvlOverride>
+    <w:lvlOverride w:ilvl="5">
+      <w:startOverride w:val="1"/>
+    </w:lvlOverride>
+    <w:lvlOverride w:ilvl="6">
+      <w:startOverride w:val="1"/>
+    </w:lvlOverride>
+    <w:lvlOverride w:ilvl="7">
+      <w:startOverride w:val="1"/>
+    </w:lvlOverride>
+    <w:lvlOverride w:ilvl="8">
+      <w:startOverride w:val="1"/>
+    </w:lvlOverride>
+  </w:num>
+  <w:num w:numId="1010">
+    <w:abstractNumId w:val="991"/>
+  </w:num>
+  <w:num w:numId="1011">
+    <w:abstractNumId w:val="99412"/>
+    <w:lvlOverride w:ilvl="0">
+      <w:startOverride w:val="2"/>
+    </w:lvlOverride>
+    <w:lvlOverride w:ilvl="1">
+      <w:startOverride w:val="2"/>
+    </w:lvlOverride>
+    <w:lvlOverride w:ilvl="2">
+      <w:startOverride w:val="2"/>
+    </w:lvlOverride>
+    <w:lvlOverride w:ilvl="3">
+      <w:startOverride w:val="2"/>
+    </w:lvlOverride>
+    <w:lvlOverride w:ilvl="4">
+      <w:startOverride w:val="2"/>
+    </w:lvlOverride>
+    <w:lvlOverride w:ilvl="5">
+      <w:startOverride w:val="2"/>
+    </w:lvlOverride>
+    <w:lvlOverride w:ilvl="6">
+      <w:startOverride w:val="2"/>
+    </w:lvlOverride>
+    <w:lvlOverride w:ilvl="7">
+      <w:startOverride w:val="2"/>
+    </w:lvlOverride>
+    <w:lvlOverride w:ilvl="8">
+      <w:startOverride w:val="2"/>
+    </w:lvlOverride>
+  </w:num>
+  <w:num w:numId="1012">
+    <w:abstractNumId w:val="991"/>
+  </w:num>
+  <w:num w:numId="1013">
     <w:abstractNumId w:val="99411"/>
     <w:lvlOverride w:ilvl="0">
       <w:startOverride w:val="1"/>
